--- a/lessions/0014.docx
+++ b/lessions/0014.docx
@@ -3414,7 +3414,25 @@
           <w:i/>
           <w:iCs/>
         </w:rPr>
-        <w:t>(Không, mình đi bằng xe máy.)</w:t>
+        <w:t>(</w:t>
+      </w:r>
+      <w:r>
+        <w:rPr>
+          <w:b/>
+          <w:bCs/>
+          <w:i/>
+          <w:iCs/>
+        </w:rPr>
+        <w:t>K</w:t>
+      </w:r>
+      <w:r>
+        <w:rPr>
+          <w:b/>
+          <w:bCs/>
+          <w:i/>
+          <w:iCs/>
+        </w:rPr>
+        <w:t>hông, mình đi bằng xe máy.)</w:t>
       </w:r>
     </w:p>
     <w:p>
@@ -8075,4 +8093,16 @@
     </a:ext>
   </a:extLst>
 </a:theme>
+</file>
+
+<file path=customXml/item1.xml><?xml version="1.0" encoding="utf-8"?>
+<b:Sources xmlns:b="http://schemas.openxmlformats.org/officeDocument/2006/bibliography" xmlns="http://schemas.openxmlformats.org/officeDocument/2006/bibliography" SelectedStyle="\APASixthEditionOfficeOnline.xsl" StyleName="APA" Version="6"/>
+</file>
+
+<file path=customXml/itemProps1.xml><?xml version="1.0" encoding="utf-8"?>
+<ds:datastoreItem xmlns:ds="http://schemas.openxmlformats.org/officeDocument/2006/customXml" ds:itemID="{E74C82C5-EF32-4ED5-B50A-4CC5E7375AE9}">
+  <ds:schemaRefs>
+    <ds:schemaRef ds:uri="http://schemas.openxmlformats.org/officeDocument/2006/bibliography"/>
+  </ds:schemaRefs>
+</ds:datastoreItem>
 </file>
--- a/lessions/0014.docx
+++ b/lessions/0014.docx
@@ -480,7 +480,6 @@
           <w:b/>
           <w:bCs/>
         </w:rPr>
-        <w:lastRenderedPageBreak/>
         <w:t xml:space="preserve">They visited Da Nang last summer. </w:t>
       </w:r>
       <w:r>
@@ -505,6 +504,7 @@
           <w:b/>
           <w:bCs/>
         </w:rPr>
+        <w:lastRenderedPageBreak/>
         <w:pict w14:anchorId="4C28F29F">
           <v:rect id="_x0000_i1028" style="width:0;height:1.5pt" o:hralign="center" o:hrstd="t" o:hr="t" fillcolor="#a0a0a0" stroked="f"/>
         </w:pict>
@@ -980,7 +980,6 @@
           <w:b/>
           <w:bCs/>
         </w:rPr>
-        <w:lastRenderedPageBreak/>
         <w:t>Ví dụ</w:t>
       </w:r>
     </w:p>
@@ -1052,6 +1051,7 @@
           <w:b/>
           <w:bCs/>
         </w:rPr>
+        <w:lastRenderedPageBreak/>
         <w:pict w14:anchorId="68E02764">
           <v:rect id="_x0000_i1031" style="width:0;height:1.5pt" o:hralign="center" o:hrstd="t" o:hr="t" fillcolor="#a0a0a0" stroked="f"/>
         </w:pict>
@@ -1494,7 +1494,6 @@
                 <w:b/>
                 <w:bCs/>
               </w:rPr>
-              <w:lastRenderedPageBreak/>
               <w:t>Động từ</w:t>
             </w:r>
           </w:p>
@@ -1839,6 +1838,7 @@
                 <w:b/>
                 <w:bCs/>
               </w:rPr>
+              <w:lastRenderedPageBreak/>
               <w:t>watch</w:t>
             </w:r>
           </w:p>
@@ -2908,7 +2908,6 @@
           <w:b/>
           <w:bCs/>
         </w:rPr>
-        <w:lastRenderedPageBreak/>
         <w:t xml:space="preserve">yesterday </w:t>
       </w:r>
       <w:r>
@@ -3049,6 +3048,7 @@
           <w:b/>
           <w:bCs/>
         </w:rPr>
+        <w:lastRenderedPageBreak/>
         <w:t xml:space="preserve">two days ago </w:t>
       </w:r>
       <w:r>
@@ -3551,7 +3551,6 @@
           <w:b/>
           <w:bCs/>
         </w:rPr>
-        <w:lastRenderedPageBreak/>
         <w:t>✅</w:t>
       </w:r>
       <w:r>
@@ -3678,6 +3677,7 @@
           <w:b/>
           <w:bCs/>
         </w:rPr>
+        <w:lastRenderedPageBreak/>
         <w:t>✅</w:t>
       </w:r>
       <w:r>
@@ -4147,7 +4147,7 @@
     <w:p/>
     <w:sectPr>
       <w:pgSz w:w="12240" w:h="15840"/>
-      <w:pgMar w:top="1440" w:right="1440" w:bottom="1440" w:left="1440" w:header="720" w:footer="720" w:gutter="0"/>
+      <w:pgMar w:top="1440" w:right="1440" w:bottom="540" w:left="1440" w:header="720" w:footer="720" w:gutter="0"/>
       <w:cols w:space="720"/>
       <w:docGrid w:linePitch="360"/>
     </w:sectPr>
